--- a/SPACE312_Final_Project_Report_KR_final.docx
+++ b/SPACE312_Final_Project_Report_KR_final.docx
@@ -360,7 +360,7 @@
         <w:ind w:left="216"/>
       </w:pPr>
       <w:r>
-        <w:t>3. Mission priority 설정</w:t>
+        <w:t>3. 수업 내용과의 연결</w:t>
       </w:r>
     </w:p>
     <w:p>
@@ -369,7 +369,7 @@
         <w:ind w:left="216"/>
       </w:pPr>
       <w:r>
-        <w:t>4. 최적화 문제와 Pareto 평가</w:t>
+        <w:t>4. Mission priority 설정</w:t>
       </w:r>
     </w:p>
     <w:p>
@@ -378,7 +378,7 @@
         <w:ind w:left="216"/>
       </w:pPr>
       <w:r>
-        <w:t>5. 탐색 방법 및 코드 구성</w:t>
+        <w:t>5. 최적화 문제와 Pareto 평가</w:t>
       </w:r>
     </w:p>
     <w:p>
@@ -387,7 +387,7 @@
         <w:ind w:left="216"/>
       </w:pPr>
       <w:r>
-        <w:t>6. Pareto 결과와 knee point 판단</w:t>
+        <w:t>6. 탐색 방법 및 코드 구성</w:t>
       </w:r>
     </w:p>
     <w:p>
@@ -396,7 +396,7 @@
         <w:ind w:left="216"/>
       </w:pPr>
       <w:r>
-        <w:t>7. 최종 대표 설계점</w:t>
+        <w:t>7. Pareto 결과와 knee point 판단</w:t>
       </w:r>
     </w:p>
     <w:p>
@@ -405,7 +405,7 @@
         <w:ind w:left="216"/>
       </w:pPr>
       <w:r>
-        <w:t>8. 궤적, 오차, 가시성 결과</w:t>
+        <w:t>8. 최종 대표 설계점</w:t>
       </w:r>
     </w:p>
     <w:p>
@@ -414,7 +414,16 @@
         <w:ind w:left="216"/>
       </w:pPr>
       <w:r>
-        <w:t>9. 결론</w:t>
+        <w:t>9. 궤적, 오차, 가시성 결과</w:t>
+      </w:r>
+    </w:p>
+    <w:p>
+      <w:pPr>
+        <w:spacing w:after="40"/>
+        <w:ind w:left="216"/>
+      </w:pPr>
+      <w:r>
+        <w:t>10. 결론</w:t>
       </w:r>
     </w:p>
     <w:p>
@@ -760,7 +769,301 @@
         <w:rPr>
           <w:color w:val="1F4E79"/>
         </w:rPr>
-        <w:t>3. Mission priority 설정</w:t>
+        <w:t>3. 수업 내용과의 연결</w:t>
+      </w:r>
+    </w:p>
+    <w:p>
+      <w:pPr>
+        <w:spacing w:after="140" w:line="269" w:lineRule="auto"/>
+      </w:pPr>
+      <w:r>
+        <w:t>본 설계는 수업에서 다룬 개념을 조합해서 구성하였다. 따라서 최종 결과는 임의의 black-box optimizer가 아니라, 강의에서 배운 궤도역학 절차를 코드로 반복 적용한 결과이다. 사용한 핵심 개념은 다음과 같다.</w:t>
+      </w:r>
+    </w:p>
+    <w:tbl>
+      <w:tblPr>
+        <w:tblW w:type="auto" w:w="0"/>
+        <w:jc w:val="center"/>
+        <w:tblLayout w:type="autofit"/>
+        <w:tblLook w:firstColumn="1" w:firstRow="1" w:lastColumn="0" w:lastRow="0" w:noHBand="0" w:noVBand="1" w:val="04A0"/>
+        <w:tblBorders>
+          <w:top w:val="single" w:sz="6" w:space="0" w:color="B7C4D6"/>
+          <w:left w:val="single" w:sz="6" w:space="0" w:color="B7C4D6"/>
+          <w:bottom w:val="single" w:sz="6" w:space="0" w:color="B7C4D6"/>
+          <w:right w:val="single" w:sz="6" w:space="0" w:color="B7C4D6"/>
+          <w:insideH w:val="single" w:sz="6" w:space="0" w:color="B7C4D6"/>
+          <w:insideV w:val="single" w:sz="6" w:space="0" w:color="B7C4D6"/>
+        </w:tblBorders>
+      </w:tblPr>
+      <w:tblGrid>
+        <w:gridCol w:w="4824"/>
+        <w:gridCol w:w="4824"/>
+      </w:tblGrid>
+      <w:tr>
+        <w:tc>
+          <w:tcPr>
+            <w:tcW w:type="dxa" w:w="4824"/>
+            <w:vAlign w:val="center"/>
+            <w:shd w:fill="D9EAF7"/>
+          </w:tcPr>
+          <w:p>
+            <w:pPr>
+              <w:spacing w:after="0"/>
+            </w:pPr>
+            <w:r/>
+            <w:r>
+              <w:rPr>
+                <w:b/>
+                <w:sz w:val="18"/>
+              </w:rPr>
+              <w:t>Two-body equation</w:t>
+            </w:r>
+          </w:p>
+        </w:tc>
+        <w:tc>
+          <w:tcPr>
+            <w:tcW w:type="dxa" w:w="4824"/>
+            <w:vAlign w:val="center"/>
+          </w:tcPr>
+          <w:p>
+            <w:pPr>
+              <w:spacing w:after="0"/>
+            </w:pPr>
+            <w:r/>
+            <w:r>
+              <w:rPr>
+                <w:b w:val="0"/>
+                <w:sz w:val="18"/>
+              </w:rPr>
+              <w:t>지구 중심 2체 문제로 GTO와 GEO state를 전파</w:t>
+            </w:r>
+          </w:p>
+        </w:tc>
+      </w:tr>
+      <w:tr>
+        <w:tc>
+          <w:tcPr>
+            <w:tcW w:type="dxa" w:w="4824"/>
+            <w:vAlign w:val="center"/>
+            <w:shd w:fill="D9EAF7"/>
+          </w:tcPr>
+          <w:p>
+            <w:pPr>
+              <w:spacing w:after="0"/>
+            </w:pPr>
+            <w:r/>
+            <w:r>
+              <w:rPr>
+                <w:b/>
+                <w:sz w:val="18"/>
+              </w:rPr>
+              <w:t>Impulsive maneuver</w:t>
+            </w:r>
+          </w:p>
+        </w:tc>
+        <w:tc>
+          <w:tcPr>
+            <w:tcW w:type="dxa" w:w="4824"/>
+            <w:vAlign w:val="center"/>
+          </w:tcPr>
+          <w:p>
+            <w:pPr>
+              <w:spacing w:after="0"/>
+            </w:pPr>
+            <w:r/>
+            <w:r>
+              <w:rPr>
+                <w:b w:val="0"/>
+                <w:sz w:val="18"/>
+              </w:rPr>
+              <w:t>출발과 도착에서 속도 벡터 차이로 Delta V 계산</w:t>
+            </w:r>
+          </w:p>
+        </w:tc>
+      </w:tr>
+      <w:tr>
+        <w:tc>
+          <w:tcPr>
+            <w:tcW w:type="dxa" w:w="4824"/>
+            <w:vAlign w:val="center"/>
+            <w:shd w:fill="D9EAF7"/>
+          </w:tcPr>
+          <w:p>
+            <w:pPr>
+              <w:spacing w:after="0"/>
+            </w:pPr>
+            <w:r/>
+            <w:r>
+              <w:rPr>
+                <w:b/>
+                <w:sz w:val="18"/>
+              </w:rPr>
+              <w:t>Lambert problem</w:t>
+            </w:r>
+          </w:p>
+        </w:tc>
+        <w:tc>
+          <w:tcPr>
+            <w:tcW w:type="dxa" w:w="4824"/>
+            <w:vAlign w:val="center"/>
+          </w:tcPr>
+          <w:p>
+            <w:pPr>
+              <w:spacing w:after="0"/>
+            </w:pPr>
+            <w:r/>
+            <w:r>
+              <w:rPr>
+                <w:b w:val="0"/>
+                <w:sz w:val="18"/>
+              </w:rPr>
+              <w:t>주어진 r1, r2, Delta t에 대해 transfer velocity 계산</w:t>
+            </w:r>
+          </w:p>
+        </w:tc>
+      </w:tr>
+      <w:tr>
+        <w:tc>
+          <w:tcPr>
+            <w:tcW w:type="dxa" w:w="4824"/>
+            <w:vAlign w:val="center"/>
+            <w:shd w:fill="D9EAF7"/>
+          </w:tcPr>
+          <w:p>
+            <w:pPr>
+              <w:spacing w:after="0"/>
+            </w:pPr>
+            <w:r/>
+            <w:r>
+              <w:rPr>
+                <w:b/>
+                <w:sz w:val="18"/>
+              </w:rPr>
+              <w:t>Inclination/plane change idea</w:t>
+            </w:r>
+          </w:p>
+        </w:tc>
+        <w:tc>
+          <w:tcPr>
+            <w:tcW w:type="dxa" w:w="4824"/>
+            <w:vAlign w:val="center"/>
+          </w:tcPr>
+          <w:p>
+            <w:pPr>
+              <w:spacing w:after="0"/>
+            </w:pPr>
+            <w:r/>
+            <w:r>
+              <w:rPr>
+                <w:b w:val="0"/>
+                <w:sz w:val="18"/>
+              </w:rPr>
+              <w:t>초기 GTO의 z방향 속도와 GEO의 equatorial 조건이 Delta V에 반영됨</w:t>
+            </w:r>
+          </w:p>
+        </w:tc>
+      </w:tr>
+      <w:tr>
+        <w:tc>
+          <w:tcPr>
+            <w:tcW w:type="dxa" w:w="4824"/>
+            <w:vAlign w:val="center"/>
+            <w:shd w:fill="D9EAF7"/>
+          </w:tcPr>
+          <w:p>
+            <w:pPr>
+              <w:spacing w:after="0"/>
+            </w:pPr>
+            <w:r/>
+            <w:r>
+              <w:rPr>
+                <w:b/>
+                <w:sz w:val="18"/>
+              </w:rPr>
+              <w:t>ECI to ECEF and SEZ</w:t>
+            </w:r>
+          </w:p>
+        </w:tc>
+        <w:tc>
+          <w:tcPr>
+            <w:tcW w:type="dxa" w:w="4824"/>
+            <w:vAlign w:val="center"/>
+          </w:tcPr>
+          <w:p>
+            <w:pPr>
+              <w:spacing w:after="0"/>
+            </w:pPr>
+            <w:r/>
+            <w:r>
+              <w:rPr>
+                <w:b w:val="0"/>
+                <w:sz w:val="18"/>
+              </w:rPr>
+              <w:t>KHU 지상국 기준 elevation과 visibility interval 계산</w:t>
+            </w:r>
+          </w:p>
+        </w:tc>
+      </w:tr>
+      <w:tr>
+        <w:tc>
+          <w:tcPr>
+            <w:tcW w:type="dxa" w:w="4824"/>
+            <w:vAlign w:val="center"/>
+            <w:shd w:fill="D9EAF7"/>
+          </w:tcPr>
+          <w:p>
+            <w:pPr>
+              <w:spacing w:after="0"/>
+            </w:pPr>
+            <w:r/>
+            <w:r>
+              <w:rPr>
+                <w:b/>
+                <w:sz w:val="18"/>
+              </w:rPr>
+              <w:t>Pork-chop/Pareto idea</w:t>
+            </w:r>
+          </w:p>
+        </w:tc>
+        <w:tc>
+          <w:tcPr>
+            <w:tcW w:type="dxa" w:w="4824"/>
+            <w:vAlign w:val="center"/>
+          </w:tcPr>
+          <w:p>
+            <w:pPr>
+              <w:spacing w:after="0"/>
+            </w:pPr>
+            <w:r/>
+            <w:r>
+              <w:rPr>
+                <w:b w:val="0"/>
+                <w:sz w:val="18"/>
+              </w:rPr>
+              <w:t>transfer time을 sweep하여 Delta V와 시간의 tradeoff를 비교</w:t>
+            </w:r>
+          </w:p>
+        </w:tc>
+      </w:tr>
+    </w:tbl>
+    <w:p/>
+    <w:p>
+      <w:pPr>
+        <w:spacing w:after="140" w:line="269" w:lineRule="auto"/>
+      </w:pPr>
+      <w:r>
+        <w:t>즉, 본 과제의 계산 흐름은 '시간을 하나 정한다 -&gt; 해당 시각의 GEO 목표 state를 구한다 -&gt; Lambert 문제를 푼다 -&gt; 두 번의 impulsive Delta V를 계산한다 -&gt; 여러 시간 후보 중 Pareto 후보를 남긴다'이다. 이 방식은 수업에서 배운 Lambert transfer와 pork-chop 형태의 trade-space 탐색을 그대로 과제 조건에 적용한 것이다.</w:t>
+      </w:r>
+    </w:p>
+    <w:p>
+      <w:pPr>
+        <w:pStyle w:val="Heading1"/>
+      </w:pPr>
+      <w:r>
+        <w:rPr>
+          <w:color w:val="1F4E79"/>
+        </w:rPr>
+        <w:t>4. Mission priority 설정</w:t>
       </w:r>
     </w:p>
     <w:p>
@@ -814,7 +1117,7 @@
         <w:rPr>
           <w:color w:val="1F4E79"/>
         </w:rPr>
-        <w:t>4. 최적화 문제와 Pareto 평가</w:t>
+        <w:t>5. 최적화 문제와 Pareto 평가</w:t>
       </w:r>
     </w:p>
     <w:p>
@@ -869,7 +1172,7 @@
         <w:rPr>
           <w:color w:val="1F4E79"/>
         </w:rPr>
-        <w:t>5. 탐색 방법 및 코드 구성</w:t>
+        <w:t>6. 탐색 방법 및 코드 구성</w:t>
       </w:r>
     </w:p>
     <w:p>
@@ -878,6 +1181,14 @@
       </w:pPr>
       <w:r>
         <w:t>코드는 1일에서 30일까지의 transfer duration을 조밀하게 sweep하며 Lambert problem을 풀었다. 각 시간에 대해 목표 GEO state를 전파하고, 초기 GTO 위치에서 해당 목표 위치까지 연결하는 Lambert velocity를 구한 뒤 두 번의 impulsive maneuver 크기를 계산하였다.</w:t>
+      </w:r>
+    </w:p>
+    <w:p>
+      <w:pPr>
+        <w:spacing w:after="140" w:line="269" w:lineRule="auto"/>
+      </w:pPr>
+      <w:r>
+        <w:t>중요한 점은 제출 결과가 MATLAB의 black-box 최적화 함수로 만들어진 것이 아니라는 점이다. 코드에는 검산용 direct-shooting 옵션이 남아 있지만 기본값은 false이며, 본 보고서의 표와 그림은 Lambert sweep 결과와 Pareto filtering만으로 생성하였다. 따라서 결과 해석은 수업에서 배운 Lambert transfer, two-body propagation, impulsive Delta V 계산에 기반한다.</w:t>
       </w:r>
     </w:p>
     <w:p>
@@ -896,7 +1207,7 @@
         <w:rPr>
           <w:color w:val="1F4E79"/>
         </w:rPr>
-        <w:t>6. Pareto 결과와 knee point 판단</w:t>
+        <w:t>7. Pareto 결과와 knee point 판단</w:t>
       </w:r>
     </w:p>
     <w:p>
@@ -2189,7 +2500,7 @@
         <w:rPr>
           <w:color w:val="1F4E79"/>
         </w:rPr>
-        <w:t>7. 최종 대표 설계점</w:t>
+        <w:t>8. 최종 대표 설계점</w:t>
       </w:r>
     </w:p>
     <w:p>
@@ -2434,7 +2745,7 @@
         <w:rPr>
           <w:color w:val="1F4E79"/>
         </w:rPr>
-        <w:t>8. 궤적, 오차, 가시성 결과</w:t>
+        <w:t>9. 궤적, 오차, 가시성 결과</w:t>
       </w:r>
     </w:p>
     <w:p>
@@ -2718,7 +3029,7 @@
         <w:rPr>
           <w:color w:val="1F4E79"/>
         </w:rPr>
-        <w:t>9. 결론</w:t>
+        <w:t>10. 결론</w:t>
       </w:r>
     </w:p>
     <w:p>
@@ -2764,6 +3075,15 @@
       </w:pPr>
       <w:r>
         <w:t>targetStateMode = PDF_GIVEN: project PDF Section 3.2 target state vector를 그대로 사용</w:t>
+      </w:r>
+    </w:p>
+    <w:p>
+      <w:pPr>
+        <w:pStyle w:val="ListBullet"/>
+        <w:spacing w:after="60"/>
+      </w:pPr>
+      <w:r>
+        <w:t>runShootingRefinement = false: 제출 결과는 optimizer가 아니라 수업 기반 Lambert sweep으로 생성</w:t>
       </w:r>
     </w:p>
     <w:p>

--- a/SPACE312_Final_Project_Report_KR_final.docx
+++ b/SPACE312_Final_Project_Report_KR_final.docx
@@ -158,47 +158,6 @@
                 <w:b/>
                 <w:sz w:val="18"/>
               </w:rPr>
-              <w:t>Student</w:t>
-            </w:r>
-          </w:p>
-        </w:tc>
-        <w:tc>
-          <w:tcPr>
-            <w:tcW w:type="dxa" w:w="4824"/>
-            <w:vAlign w:val="center"/>
-          </w:tcPr>
-          <w:p>
-            <w:pPr>
-              <w:spacing w:after="0"/>
-            </w:pPr>
-            <w:r/>
-            <w:r>
-              <w:rPr>
-                <w:b w:val="0"/>
-                <w:sz w:val="18"/>
-              </w:rPr>
-              <w:t>2024105257</w:t>
-            </w:r>
-          </w:p>
-        </w:tc>
-      </w:tr>
-      <w:tr>
-        <w:tc>
-          <w:tcPr>
-            <w:tcW w:type="dxa" w:w="4824"/>
-            <w:vAlign w:val="center"/>
-            <w:shd w:fill="D9EAF7"/>
-          </w:tcPr>
-          <w:p>
-            <w:pPr>
-              <w:spacing w:after="0"/>
-            </w:pPr>
-            <w:r/>
-            <w:r>
-              <w:rPr>
-                <w:b/>
-                <w:sz w:val="18"/>
-              </w:rPr>
               <w:t>Initial epoch</w:t>
             </w:r>
           </w:p>
@@ -240,6 +199,47 @@
                 <w:b/>
                 <w:sz w:val="18"/>
               </w:rPr>
+              <w:t>Required target condition</w:t>
+            </w:r>
+          </w:p>
+        </w:tc>
+        <w:tc>
+          <w:tcPr>
+            <w:tcW w:type="dxa" w:w="4824"/>
+            <w:vAlign w:val="center"/>
+          </w:tcPr>
+          <w:p>
+            <w:pPr>
+              <w:spacing w:after="0"/>
+            </w:pPr>
+            <w:r/>
+            <w:r>
+              <w:rPr>
+                <w:b w:val="0"/>
+                <w:sz w:val="18"/>
+              </w:rPr>
+              <w:t>Section 3.2 target GEO state vector</w:t>
+            </w:r>
+          </w:p>
+        </w:tc>
+      </w:tr>
+      <w:tr>
+        <w:tc>
+          <w:tcPr>
+            <w:tcW w:type="dxa" w:w="4824"/>
+            <w:vAlign w:val="center"/>
+            <w:shd w:fill="D9EAF7"/>
+          </w:tcPr>
+          <w:p>
+            <w:pPr>
+              <w:spacing w:after="0"/>
+            </w:pPr>
+            <w:r/>
+            <w:r>
+              <w:rPr>
+                <w:b/>
+                <w:sz w:val="18"/>
+              </w:rPr>
               <w:t>Mission priority</w:t>
             </w:r>
           </w:p>
@@ -259,7 +259,7 @@
                 <w:b w:val="0"/>
                 <w:sz w:val="18"/>
               </w:rPr>
-              <w:t>Balanced design: propellant saving with short operational duration</w:t>
+              <w:t>4일 이내 초기운용 창에서 total Delta V 최소화</w:t>
             </w:r>
           </w:p>
         </w:tc>
@@ -300,7 +300,7 @@
                 <w:b w:val="0"/>
                 <w:sz w:val="18"/>
               </w:rPr>
-              <w:t>Delta t = 1.2000 days, total Delta V = 2.5984 km/s</w:t>
+              <w:t>Delta t = 3.4709 days, total Delta V = 1.8400 km/s</w:t>
             </w:r>
           </w:p>
         </w:tc>
@@ -309,7 +309,7 @@
     <w:p/>
     <w:p>
       <w:pPr>
-        <w:spacing w:before="480"/>
+        <w:spacing w:before="440"/>
         <w:jc w:val="center"/>
       </w:pPr>
       <w:r>
@@ -317,122 +317,7 @@
           <w:i/>
           <w:sz w:val="21"/>
         </w:rPr>
-        <w:t>This report selects one representative Pareto design after first defining the mission priority.</w:t>
-      </w:r>
-    </w:p>
-    <w:p>
-      <w:r>
-        <w:br w:type="page"/>
-      </w:r>
-    </w:p>
-    <w:p>
-      <w:pPr>
-        <w:pStyle w:val="Heading1"/>
-      </w:pPr>
-      <w:r>
-        <w:rPr>
-          <w:color w:val="1F4E79"/>
-        </w:rPr>
-        <w:t>목차</w:t>
-      </w:r>
-    </w:p>
-    <w:p>
-      <w:pPr>
-        <w:spacing w:after="40"/>
-        <w:ind w:left="216"/>
-      </w:pPr>
-      <w:r>
-        <w:t>1. 요약</w:t>
-      </w:r>
-    </w:p>
-    <w:p>
-      <w:pPr>
-        <w:spacing w:after="40"/>
-        <w:ind w:left="216"/>
-      </w:pPr>
-      <w:r>
-        <w:t>2. 과제 조건과 목표 상태 해석</w:t>
-      </w:r>
-    </w:p>
-    <w:p>
-      <w:pPr>
-        <w:spacing w:after="40"/>
-        <w:ind w:left="216"/>
-      </w:pPr>
-      <w:r>
-        <w:t>3. 수업 내용과의 연결</w:t>
-      </w:r>
-    </w:p>
-    <w:p>
-      <w:pPr>
-        <w:spacing w:after="40"/>
-        <w:ind w:left="216"/>
-      </w:pPr>
-      <w:r>
-        <w:t>4. Mission priority 설정</w:t>
-      </w:r>
-    </w:p>
-    <w:p>
-      <w:pPr>
-        <w:spacing w:after="40"/>
-        <w:ind w:left="216"/>
-      </w:pPr>
-      <w:r>
-        <w:t>5. 최적화 문제와 Pareto 평가</w:t>
-      </w:r>
-    </w:p>
-    <w:p>
-      <w:pPr>
-        <w:spacing w:after="40"/>
-        <w:ind w:left="216"/>
-      </w:pPr>
-      <w:r>
-        <w:t>6. 탐색 방법 및 코드 구성</w:t>
-      </w:r>
-    </w:p>
-    <w:p>
-      <w:pPr>
-        <w:spacing w:after="40"/>
-        <w:ind w:left="216"/>
-      </w:pPr>
-      <w:r>
-        <w:t>7. Pareto 결과와 knee point 판단</w:t>
-      </w:r>
-    </w:p>
-    <w:p>
-      <w:pPr>
-        <w:spacing w:after="40"/>
-        <w:ind w:left="216"/>
-      </w:pPr>
-      <w:r>
-        <w:t>8. 최종 대표 설계점</w:t>
-      </w:r>
-    </w:p>
-    <w:p>
-      <w:pPr>
-        <w:spacing w:after="40"/>
-        <w:ind w:left="216"/>
-      </w:pPr>
-      <w:r>
-        <w:t>9. 궤적, 오차, 가시성 결과</w:t>
-      </w:r>
-    </w:p>
-    <w:p>
-      <w:pPr>
-        <w:spacing w:after="40"/>
-        <w:ind w:left="216"/>
-      </w:pPr>
-      <w:r>
-        <w:t>10. 결론</w:t>
-      </w:r>
-    </w:p>
-    <w:p>
-      <w:pPr>
-        <w:spacing w:after="40"/>
-        <w:ind w:left="216"/>
-      </w:pPr>
-      <w:r>
-        <w:t>Appendix A. MATLAB 구현 요약</w:t>
+        <w:t>Mission priority를 먼저 정의한 뒤, 그 기준에 따라 Pareto 후보 중 대표 설계점 하나를 선정하였다.</w:t>
       </w:r>
     </w:p>
     <w:p>
@@ -456,7 +341,7 @@
         <w:spacing w:after="140" w:line="269" w:lineRule="auto"/>
       </w:pPr>
       <w:r>
-        <w:t>본 과제는 초기 GTO 상태에서 GEO-KOMPSAT-2A의 목표 GEO 상태로 이동하는 impulsive transfer를 설계하고, 총 Delta V와 transfer duration 사이의 Pareto 관계를 평가하는 문제이다. 교수님 답변에 따라 본 보고서에서는 먼저 mission priority를 '운용 시간이 과도하게 길지 않으면서 연료 소모를 크게 줄이는 균형 설계'로 정하였다.</w:t>
+        <w:t>본 과제는 초기 GTO 상태에서 GEO-KOMPSAT-2A의 목표 GEO 상태로 이동하는 impulsive transfer를 설계하고, 총 Delta V와 transfer duration 사이의 Pareto tradeoff를 평가하는 문제이다. 교수님 확인에 따라 최종 코드는 Section 3.2의 target GEO state vector를 초기 목표 상태로 사용하고, 이후 target motion은 같은 two-body dynamics로 전파하였다.</w:t>
       </w:r>
     </w:p>
     <w:p>
@@ -464,7 +349,7 @@
         <w:spacing w:after="140" w:line="269" w:lineRule="auto"/>
       </w:pPr>
       <w:r>
-        <w:t>그 기준에 따라 가장 빠른 해나 가장 작은 Delta V 해를 단순히 선택하지 않고, Pareto front에서 추가 시간 증가 대비 Delta V 절감 효과가 급격히 줄어들기 직전의 knee point를 대표 설계점으로 선정하였다. 최종 선택한 설계점은 Delta t = 1.2000 days, Delta V1 = 2.0550 km/s, Delta V2 = 0.5435 km/s, total Delta V = 2.5984 km/s이다.</w:t>
+        <w:t>대표 설계점은 계산 후 임의로 고른 것이 아니라, 먼저 mission priority를 정한 뒤 그 기준으로 선택하였다. 본 설계의 priority는 실제 위성 초기 운용을 고려하여 4일 이내 rendezvous를 완료하되, 그 조건 안에서는 total Delta V를 최소화하는 것이다. 이 기준에 따른 대표 설계점은 Delta t = 3.4709 days, total Delta V = 1.8400 km/s이다.</w:t>
       </w:r>
     </w:p>
     <w:p>
@@ -475,7 +360,7 @@
         <w:rPr>
           <w:color w:val="1F4E79"/>
         </w:rPr>
-        <w:t>2. 과제 조건과 목표 상태 해석</w:t>
+        <w:t>2. 문제 조건과 목표 상태 해석</w:t>
       </w:r>
     </w:p>
     <w:p>
@@ -483,7 +368,7 @@
         <w:spacing w:after="140" w:line="269" w:lineRule="auto"/>
       </w:pPr>
       <w:r>
-        <w:t>초기 상태는 과제 안내 PDF의 GTO state vector를 그대로 사용하였다. 목표 상태 역시 교수님 답변에서 명시된 것처럼 Section 3.2의 target GEO state vector를 기준으로 사용하였다. 이 선택은 이번 과제에서 의도된 조건을 따르는 것이므로, 별도의 원형 GEO 반경 재계산값으로 대체하지 않았다.</w:t>
+        <w:t>과제 PDF에는 target orbit이 circular geostationary orbit으로 설명되어 있지만, 교수님 답변에서 이번 과제에서는 Section 3.2의 target GEO state vector를 사용하라고 명시하였다. 따라서 최종 코드는 원형 GEO를 다시 가정하지 않고, 주어진 위치와 속도를 authoritative rendezvous boundary condition으로 사용한다.</w:t>
       </w:r>
     </w:p>
     <w:tbl>
@@ -686,7 +571,7 @@
                 <w:b/>
                 <w:sz w:val="18"/>
               </w:rPr>
-              <w:t>Dynamics</w:t>
+              <w:t>Dynamics model</w:t>
             </w:r>
           </w:p>
         </w:tc>
@@ -727,7 +612,7 @@
                 <w:b/>
                 <w:sz w:val="18"/>
               </w:rPr>
-              <w:t>Transfer time range</w:t>
+              <w:t>Search range</w:t>
             </w:r>
           </w:p>
         </w:tc>
@@ -758,7 +643,7 @@
         <w:spacing w:after="140" w:line="269" w:lineRule="auto"/>
       </w:pPr>
       <w:r>
-        <w:t>이 목표 위치 벡터는 일반적인 원형 GEO 반경과 완전히 일치하도록 다시 만든 값이 아니라, 과제에서 의도적으로 제공된 target state이다. 따라서 코드에는 PDF_GIVEN 모드를 기본값으로 두어 Section 3.2의 수치를 그대로 사용하였다.</w:t>
+        <w:t>이 해석은 target spacecraft와 transfer spacecraft 모두를 동일한 two-body model로 전파한다는 점에서 동역학적으로 일관적이며, Section 3.2 state vector를 단순한 circular GEO 반경으로 대체하지 않는다.</w:t>
       </w:r>
     </w:p>
     <w:p>
@@ -769,7 +654,7 @@
         <w:rPr>
           <w:color w:val="1F4E79"/>
         </w:rPr>
-        <w:t>3. 수업 내용과의 연결</w:t>
+        <w:t>3. Mission Priority</w:t>
       </w:r>
     </w:p>
     <w:p>
@@ -777,282 +662,51 @@
         <w:spacing w:after="140" w:line="269" w:lineRule="auto"/>
       </w:pPr>
       <w:r>
-        <w:t>본 설계는 수업에서 다룬 개념을 조합해서 구성하였다. 따라서 최종 결과는 임의의 black-box optimizer가 아니라, 강의에서 배운 궤도역학 절차를 코드로 반복 적용한 결과이다. 사용한 핵심 개념은 다음과 같다.</w:t>
+        <w:t>실제 위성 미션에서는 무조건 가장 빠른 해를 고르기보다, 운용 일정과 연료 예산을 함께 본다. GEO 임무의 초기 궤도상 시험과 commissioning 관점에서 며칠 수준의 transfer는 허용 가능하지만, 10일 이상으로 길어지는 transfer는 추적, 관제, 궤도결정, 이상상태 대응 기간을 불필요하게 늘린다. 따라서 본 설계에서는 4일을 practical upper bound로 두고, 그 안에서는 연료를 최우선으로 절감한다.</w:t>
       </w:r>
     </w:p>
-    <w:tbl>
-      <w:tblPr>
-        <w:tblW w:type="auto" w:w="0"/>
-        <w:jc w:val="center"/>
-        <w:tblLayout w:type="autofit"/>
-        <w:tblLook w:firstColumn="1" w:firstRow="1" w:lastColumn="0" w:lastRow="0" w:noHBand="0" w:noVBand="1" w:val="04A0"/>
-        <w:tblBorders>
-          <w:top w:val="single" w:sz="6" w:space="0" w:color="B7C4D6"/>
-          <w:left w:val="single" w:sz="6" w:space="0" w:color="B7C4D6"/>
-          <w:bottom w:val="single" w:sz="6" w:space="0" w:color="B7C4D6"/>
-          <w:right w:val="single" w:sz="6" w:space="0" w:color="B7C4D6"/>
-          <w:insideH w:val="single" w:sz="6" w:space="0" w:color="B7C4D6"/>
-          <w:insideV w:val="single" w:sz="6" w:space="0" w:color="B7C4D6"/>
-        </w:tblBorders>
-      </w:tblPr>
-      <w:tblGrid>
-        <w:gridCol w:w="4824"/>
-        <w:gridCol w:w="4824"/>
-      </w:tblGrid>
-      <w:tr>
-        <w:tc>
-          <w:tcPr>
-            <w:tcW w:type="dxa" w:w="4824"/>
-            <w:vAlign w:val="center"/>
-            <w:shd w:fill="D9EAF7"/>
-          </w:tcPr>
-          <w:p>
-            <w:pPr>
-              <w:spacing w:after="0"/>
-            </w:pPr>
-            <w:r/>
-            <w:r>
-              <w:rPr>
-                <w:b/>
-                <w:sz w:val="18"/>
-              </w:rPr>
-              <w:t>Two-body equation</w:t>
-            </w:r>
-          </w:p>
-        </w:tc>
-        <w:tc>
-          <w:tcPr>
-            <w:tcW w:type="dxa" w:w="4824"/>
-            <w:vAlign w:val="center"/>
-          </w:tcPr>
-          <w:p>
-            <w:pPr>
-              <w:spacing w:after="0"/>
-            </w:pPr>
-            <w:r/>
-            <w:r>
-              <w:rPr>
-                <w:b w:val="0"/>
-                <w:sz w:val="18"/>
-              </w:rPr>
-              <w:t>지구 중심 2체 문제로 GTO와 GEO state를 전파</w:t>
-            </w:r>
-          </w:p>
-        </w:tc>
-      </w:tr>
-      <w:tr>
-        <w:tc>
-          <w:tcPr>
-            <w:tcW w:type="dxa" w:w="4824"/>
-            <w:vAlign w:val="center"/>
-            <w:shd w:fill="D9EAF7"/>
-          </w:tcPr>
-          <w:p>
-            <w:pPr>
-              <w:spacing w:after="0"/>
-            </w:pPr>
-            <w:r/>
-            <w:r>
-              <w:rPr>
-                <w:b/>
-                <w:sz w:val="18"/>
-              </w:rPr>
-              <w:t>Impulsive maneuver</w:t>
-            </w:r>
-          </w:p>
-        </w:tc>
-        <w:tc>
-          <w:tcPr>
-            <w:tcW w:type="dxa" w:w="4824"/>
-            <w:vAlign w:val="center"/>
-          </w:tcPr>
-          <w:p>
-            <w:pPr>
-              <w:spacing w:after="0"/>
-            </w:pPr>
-            <w:r/>
-            <w:r>
-              <w:rPr>
-                <w:b w:val="0"/>
-                <w:sz w:val="18"/>
-              </w:rPr>
-              <w:t>출발과 도착에서 속도 벡터 차이로 Delta V 계산</w:t>
-            </w:r>
-          </w:p>
-        </w:tc>
-      </w:tr>
-      <w:tr>
-        <w:tc>
-          <w:tcPr>
-            <w:tcW w:type="dxa" w:w="4824"/>
-            <w:vAlign w:val="center"/>
-            <w:shd w:fill="D9EAF7"/>
-          </w:tcPr>
-          <w:p>
-            <w:pPr>
-              <w:spacing w:after="0"/>
-            </w:pPr>
-            <w:r/>
-            <w:r>
-              <w:rPr>
-                <w:b/>
-                <w:sz w:val="18"/>
-              </w:rPr>
-              <w:t>Lambert problem</w:t>
-            </w:r>
-          </w:p>
-        </w:tc>
-        <w:tc>
-          <w:tcPr>
-            <w:tcW w:type="dxa" w:w="4824"/>
-            <w:vAlign w:val="center"/>
-          </w:tcPr>
-          <w:p>
-            <w:pPr>
-              <w:spacing w:after="0"/>
-            </w:pPr>
-            <w:r/>
-            <w:r>
-              <w:rPr>
-                <w:b w:val="0"/>
-                <w:sz w:val="18"/>
-              </w:rPr>
-              <w:t>주어진 r1, r2, Delta t에 대해 transfer velocity 계산</w:t>
-            </w:r>
-          </w:p>
-        </w:tc>
-      </w:tr>
-      <w:tr>
-        <w:tc>
-          <w:tcPr>
-            <w:tcW w:type="dxa" w:w="4824"/>
-            <w:vAlign w:val="center"/>
-            <w:shd w:fill="D9EAF7"/>
-          </w:tcPr>
-          <w:p>
-            <w:pPr>
-              <w:spacing w:after="0"/>
-            </w:pPr>
-            <w:r/>
-            <w:r>
-              <w:rPr>
-                <w:b/>
-                <w:sz w:val="18"/>
-              </w:rPr>
-              <w:t>Inclination/plane change idea</w:t>
-            </w:r>
-          </w:p>
-        </w:tc>
-        <w:tc>
-          <w:tcPr>
-            <w:tcW w:type="dxa" w:w="4824"/>
-            <w:vAlign w:val="center"/>
-          </w:tcPr>
-          <w:p>
-            <w:pPr>
-              <w:spacing w:after="0"/>
-            </w:pPr>
-            <w:r/>
-            <w:r>
-              <w:rPr>
-                <w:b w:val="0"/>
-                <w:sz w:val="18"/>
-              </w:rPr>
-              <w:t>초기 GTO의 z방향 속도와 GEO의 equatorial 조건이 Delta V에 반영됨</w:t>
-            </w:r>
-          </w:p>
-        </w:tc>
-      </w:tr>
-      <w:tr>
-        <w:tc>
-          <w:tcPr>
-            <w:tcW w:type="dxa" w:w="4824"/>
-            <w:vAlign w:val="center"/>
-            <w:shd w:fill="D9EAF7"/>
-          </w:tcPr>
-          <w:p>
-            <w:pPr>
-              <w:spacing w:after="0"/>
-            </w:pPr>
-            <w:r/>
-            <w:r>
-              <w:rPr>
-                <w:b/>
-                <w:sz w:val="18"/>
-              </w:rPr>
-              <w:t>ECI to ECEF and SEZ</w:t>
-            </w:r>
-          </w:p>
-        </w:tc>
-        <w:tc>
-          <w:tcPr>
-            <w:tcW w:type="dxa" w:w="4824"/>
-            <w:vAlign w:val="center"/>
-          </w:tcPr>
-          <w:p>
-            <w:pPr>
-              <w:spacing w:after="0"/>
-            </w:pPr>
-            <w:r/>
-            <w:r>
-              <w:rPr>
-                <w:b w:val="0"/>
-                <w:sz w:val="18"/>
-              </w:rPr>
-              <w:t>KHU 지상국 기준 elevation과 visibility interval 계산</w:t>
-            </w:r>
-          </w:p>
-        </w:tc>
-      </w:tr>
-      <w:tr>
-        <w:tc>
-          <w:tcPr>
-            <w:tcW w:type="dxa" w:w="4824"/>
-            <w:vAlign w:val="center"/>
-            <w:shd w:fill="D9EAF7"/>
-          </w:tcPr>
-          <w:p>
-            <w:pPr>
-              <w:spacing w:after="0"/>
-            </w:pPr>
-            <w:r/>
-            <w:r>
-              <w:rPr>
-                <w:b/>
-                <w:sz w:val="18"/>
-              </w:rPr>
-              <w:t>Pork-chop/Pareto idea</w:t>
-            </w:r>
-          </w:p>
-        </w:tc>
-        <w:tc>
-          <w:tcPr>
-            <w:tcW w:type="dxa" w:w="4824"/>
-            <w:vAlign w:val="center"/>
-          </w:tcPr>
-          <w:p>
-            <w:pPr>
-              <w:spacing w:after="0"/>
-            </w:pPr>
-            <w:r/>
-            <w:r>
-              <w:rPr>
-                <w:b w:val="0"/>
-                <w:sz w:val="18"/>
-              </w:rPr>
-              <w:t>transfer time을 sweep하여 Delta V와 시간의 tradeoff를 비교</w:t>
-            </w:r>
-          </w:p>
-        </w:tc>
-      </w:tr>
-    </w:tbl>
-    <w:p/>
+    <w:p>
+      <w:pPr>
+        <w:pStyle w:val="ListBullet"/>
+        <w:spacing w:after="60"/>
+      </w:pPr>
+      <w:r>
+        <w:t>대표 설계점은 1일 이상 4일 이하의 practical early-orbit operation window 안에서 고른다.</w:t>
+      </w:r>
+    </w:p>
+    <w:p>
+      <w:pPr>
+        <w:pStyle w:val="ListBullet"/>
+        <w:spacing w:after="60"/>
+      </w:pPr>
+      <w:r>
+        <w:t>4일 이내라는 일정 조건을 만족하면, 남은 판단 기준은 total Delta V 최소화로 둔다.</w:t>
+      </w:r>
+    </w:p>
+    <w:p>
+      <w:pPr>
+        <w:pStyle w:val="ListBullet"/>
+        <w:spacing w:after="60"/>
+      </w:pPr>
+      <w:r>
+        <w:t>1일대 transfer는 빠르지만 2~3 km/s 이상의 큰 Delta V penalty가 있어 실제 연료 예산 관점에서 불리하다.</w:t>
+      </w:r>
+    </w:p>
+    <w:p>
+      <w:pPr>
+        <w:pStyle w:val="ListBullet"/>
+        <w:spacing w:after="60"/>
+      </w:pPr>
+      <w:r>
+        <w:t>10일대 minimum-fuel 해는 연료가 가장 작지만, 초기 운용 지연이 과도하므로 대표 설계점이 아니라 trade-study 참고점으로 둔다.</w:t>
+      </w:r>
+    </w:p>
     <w:p>
       <w:pPr>
         <w:spacing w:after="140" w:line="269" w:lineRule="auto"/>
       </w:pPr>
       <w:r>
-        <w:t>즉, 본 과제의 계산 흐름은 '시간을 하나 정한다 -&gt; 해당 시각의 GEO 목표 state를 구한다 -&gt; Lambert 문제를 푼다 -&gt; 두 번의 impulsive Delta V를 계산한다 -&gt; 여러 시간 후보 중 Pareto 후보를 남긴다'이다. 이 방식은 수업에서 배운 Lambert transfer와 pork-chop 형태의 trade-space 탐색을 그대로 과제 조건에 적용한 것이다.</w:t>
+        <w:t>따라서 본 보고서의 최종 해는 '그래프상 knee'를 기계적으로 고른 결과가 아니라, 먼저 운용 허용 시간을 정하고 그 안에서 가장 연료 효율적인 해를 선택한 결과이다. 이는 문제에서 요구한 mission priority 선 정의 조건을 직접 반영한다.</w:t>
       </w:r>
     </w:p>
     <w:p>
@@ -1063,7 +717,7 @@
         <w:rPr>
           <w:color w:val="1F4E79"/>
         </w:rPr>
-        <w:t>4. Mission priority 설정</w:t>
+        <w:t>4. 해석 및 탐색 방법</w:t>
       </w:r>
     </w:p>
     <w:p>
@@ -1071,61 +725,7 @@
         <w:spacing w:after="140" w:line="269" w:lineRule="auto"/>
       </w:pPr>
       <w:r>
-        <w:t>GTO에서 GEO로 가는 임무에서는 연료 소모가 작을수록 좋지만, transfer 시간이 불필요하게 길어지면 위성 운용 시작이 늦어지고 추적, 관제, 초기 운용 리스크가 증가한다. 반대로 가장 빠른 해는 운용 일정 측면에서는 좋지만 Delta V penalty가 크다. 따라서 본 설계의 mission priority는 다음과 같이 정의하였다.</w:t>
-      </w:r>
-    </w:p>
-    <w:p>
-      <w:pPr>
-        <w:pStyle w:val="ListBullet"/>
-        <w:spacing w:after="60"/>
-      </w:pPr>
-      <w:r>
-        <w:t>1순위: total Delta V를 빠른 1-day transfer 대비 충분히 줄일 것</w:t>
-      </w:r>
-    </w:p>
-    <w:p>
-      <w:pPr>
-        <w:pStyle w:val="ListBullet"/>
-        <w:spacing w:after="60"/>
-      </w:pPr>
-      <w:r>
-        <w:t>2순위: transfer duration을 과도하게 늘리지 않을 것</w:t>
-      </w:r>
-    </w:p>
-    <w:p>
-      <w:pPr>
-        <w:pStyle w:val="ListBullet"/>
-        <w:spacing w:after="60"/>
-      </w:pPr>
-      <w:r>
-        <w:t>3순위: 최종 위치 오차와 시각화 결과가 과제 요구 산출물로 검증 가능할 것</w:t>
-      </w:r>
-    </w:p>
-    <w:p>
-      <w:pPr>
-        <w:spacing w:after="140" w:line="269" w:lineRule="auto"/>
-      </w:pPr>
-      <w:r>
-        <w:t>이 우선순위에서는 minimum Delta V만을 절대 기준으로 삼지 않는다. Pareto front 위에서 '더 오래 기다릴수록 얻는 Delta V 절감'이 점점 작아지는 지점을 찾고, 그 지점을 대표 설계점으로 선택하는 것이 임무 관점에서 더 설득력 있다.</w:t>
-      </w:r>
-    </w:p>
-    <w:p>
-      <w:pPr>
-        <w:pStyle w:val="Heading1"/>
-      </w:pPr>
-      <w:r>
-        <w:rPr>
-          <w:color w:val="1F4E79"/>
-        </w:rPr>
-        <w:t>5. 최적화 문제와 Pareto 평가</w:t>
-      </w:r>
-    </w:p>
-    <w:p>
-      <w:pPr>
-        <w:spacing w:after="140" w:line="269" w:lineRule="auto"/>
-      </w:pPr>
-      <w:r>
-        <w:t>각 후보해의 목적함수는 F = [total Delta V, transfer duration]으로 두었다. 한 후보해가 Pareto-optimal이라는 것은 다른 유효 후보해가 동시에 더 작은 Delta V와 더 짧은 시간을 제공하지 못한다는 뜻이다. 즉, Pareto front는 단일 정답이라기보다 임무 우선순위에 따라 대표 설계점을 고를 수 있는 최적 후보들의 집합이다.</w:t>
+        <w:t>MATLAB 코드는 1~30일 범위의 transfer duration을 sweep하여 zero-revolution Lambert 후보와 multi-revolution Lambert 후보를 생성한다. 각 후보에 대해 초기 burn, 종단 burn, 총 Delta V, 최종 위치 오차를 계산하고, total Delta V와 transfer duration 기준으로 Pareto filtering을 수행한다.</w:t>
       </w:r>
     </w:p>
     <w:p>
@@ -1143,7 +743,7 @@
         <w:spacing w:after="60"/>
       </w:pPr>
       <w:r>
-        <w:t>Delta V2 = ||v_GEO(tf) - v2_minus||</w:t>
+        <w:t>Delta V2 = ||v_target(tf) - v2_minus||</w:t>
       </w:r>
     </w:p>
     <w:p>
@@ -1161,7 +761,7 @@
         <w:spacing w:after="60"/>
       </w:pPr>
       <w:r>
-        <w:t>Dominated candidate는 total Delta V와 transfer duration 중 적어도 하나가 더 나쁘고, 다른 하나도 개선되지 않는 후보이다.</w:t>
+        <w:t>최종 위치 오차가 허용 범위 안에 들어오는 후보만 유효한 rendezvous 후보로 사용한다.</w:t>
       </w:r>
     </w:p>
     <w:p>
@@ -1172,50 +772,7 @@
         <w:rPr>
           <w:color w:val="1F4E79"/>
         </w:rPr>
-        <w:t>6. 탐색 방법 및 코드 구성</w:t>
-      </w:r>
-    </w:p>
-    <w:p>
-      <w:pPr>
-        <w:spacing w:after="140" w:line="269" w:lineRule="auto"/>
-      </w:pPr>
-      <w:r>
-        <w:t>코드는 1일에서 30일까지의 transfer duration을 조밀하게 sweep하며 Lambert problem을 풀었다. 각 시간에 대해 목표 GEO state를 전파하고, 초기 GTO 위치에서 해당 목표 위치까지 연결하는 Lambert velocity를 구한 뒤 두 번의 impulsive maneuver 크기를 계산하였다.</w:t>
-      </w:r>
-    </w:p>
-    <w:p>
-      <w:pPr>
-        <w:spacing w:after="140" w:line="269" w:lineRule="auto"/>
-      </w:pPr>
-      <w:r>
-        <w:t>중요한 점은 제출 결과가 MATLAB의 black-box 최적화 함수로 만들어진 것이 아니라는 점이다. 코드에는 검산용 direct-shooting 옵션이 남아 있지만 기본값은 false이며, 본 보고서의 표와 그림은 Lambert sweep 결과와 Pareto filtering만으로 생성하였다. 따라서 결과 해석은 수업에서 배운 Lambert transfer, two-body propagation, impulsive Delta V 계산에 기반한다.</w:t>
-      </w:r>
-    </w:p>
-    <w:p>
-      <w:pPr>
-        <w:spacing w:after="140" w:line="269" w:lineRule="auto"/>
-      </w:pPr>
-      <w:r>
-        <w:t>기존에 검토했던 same-radius phasing 방식은 초기 GTO apogee 반경과 목표 반경이 같다는 조건에서 의미가 있다. 그러나 Section 3.2의 target state vector를 그대로 쓰면 목표 위치 벡터의 크기가 초기 apogee 반경과 약 955.5 km 다르다. 따라서 최종 코드에서는 PDF_GIVEN 조건을 우선하고, same-point phasing 후보는 해당 반경 조건이 맞을 때만 추가되도록 제한하였다.</w:t>
-      </w:r>
-    </w:p>
-    <w:p>
-      <w:pPr>
-        <w:pStyle w:val="Heading1"/>
-      </w:pPr>
-      <w:r>
-        <w:rPr>
-          <w:color w:val="1F4E79"/>
-        </w:rPr>
-        <w:t>7. Pareto 결과와 knee point 판단</w:t>
-      </w:r>
-    </w:p>
-    <w:p>
-      <w:pPr>
-        <w:spacing w:after="140" w:line="269" w:lineRule="auto"/>
-      </w:pPr>
-      <w:r>
-        <w:t>교수님 답변처럼 transfer 구성 방식에 따라 Pareto curve가 급격히 꺾이거나 설계 변수 변화에 따른 결과가 가파르게 나타날 수 있다. 이번 결과에서도 1.0일에서 약 1.2일 부근까지는 시간을 조금 늘리는 것만으로 Delta V가 빠르게 감소하지만, 그 이후에는 추가 시간 대비 절감 폭이 작아진다. 이 변화율 감소가 knee point 선택의 핵심 근거이다.</w:t>
+        <w:t>5. Pareto 결과와 대표 설계점</w:t>
       </w:r>
     </w:p>
     <w:tbl>
@@ -1442,7 +999,7 @@
                 <w:b w:val="0"/>
                 <w:sz w:val="18"/>
               </w:rPr>
-              <w:t>2.0978</w:t>
+              <w:t>2.1830</w:t>
             </w:r>
           </w:p>
         </w:tc>
@@ -1461,7 +1018,7 @@
                 <w:b w:val="0"/>
                 <w:sz w:val="18"/>
               </w:rPr>
-              <w:t>0.9984</w:t>
+              <w:t>1.2822</w:t>
             </w:r>
           </w:p>
         </w:tc>
@@ -1480,7 +1037,7 @@
                 <w:b w:val="0"/>
                 <w:sz w:val="18"/>
               </w:rPr>
-              <w:t>3.0962</w:t>
+              <w:t>3.4652</w:t>
             </w:r>
           </w:p>
         </w:tc>
@@ -1542,7 +1099,7 @@
                 <w:b w:val="0"/>
                 <w:sz w:val="18"/>
               </w:rPr>
-              <w:t>1.0500</w:t>
+              <w:t>1.0435</w:t>
             </w:r>
           </w:p>
         </w:tc>
@@ -1562,7 +1119,7 @@
                 <w:b w:val="0"/>
                 <w:sz w:val="18"/>
               </w:rPr>
-              <w:t>2.0825</w:t>
+              <w:t>2.1602</w:t>
             </w:r>
           </w:p>
         </w:tc>
@@ -1582,7 +1139,7 @@
                 <w:b w:val="0"/>
                 <w:sz w:val="18"/>
               </w:rPr>
-              <w:t>0.8613</w:t>
+              <w:t>1.1593</w:t>
             </w:r>
           </w:p>
         </w:tc>
@@ -1602,7 +1159,7 @@
                 <w:b w:val="0"/>
                 <w:sz w:val="18"/>
               </w:rPr>
-              <w:t>2.9437</w:t>
+              <w:t>3.3194</w:t>
             </w:r>
           </w:p>
         </w:tc>
@@ -1661,7 +1218,7 @@
                 <w:b w:val="0"/>
                 <w:sz w:val="18"/>
               </w:rPr>
-              <w:t>1.1000</w:t>
+              <w:t>1.0870</w:t>
             </w:r>
           </w:p>
         </w:tc>
@@ -1680,7 +1237,7 @@
                 <w:b w:val="0"/>
                 <w:sz w:val="18"/>
               </w:rPr>
-              <w:t>2.0707</w:t>
+              <w:t>2.1412</w:t>
             </w:r>
           </w:p>
         </w:tc>
@@ -1699,7 +1256,7 @@
                 <w:b w:val="0"/>
                 <w:sz w:val="18"/>
               </w:rPr>
-              <w:t>0.7405</w:t>
+              <w:t>1.0473</w:t>
             </w:r>
           </w:p>
         </w:tc>
@@ -1718,7 +1275,7 @@
                 <w:b w:val="0"/>
                 <w:sz w:val="18"/>
               </w:rPr>
-              <w:t>2.8112</w:t>
+              <w:t>3.1886</w:t>
             </w:r>
           </w:p>
         </w:tc>
@@ -1780,7 +1337,7 @@
                 <w:b w:val="0"/>
                 <w:sz w:val="18"/>
               </w:rPr>
-              <w:t>1.1500</w:t>
+              <w:t>1.1305</w:t>
             </w:r>
           </w:p>
         </w:tc>
@@ -1800,7 +1357,7 @@
                 <w:b w:val="0"/>
                 <w:sz w:val="18"/>
               </w:rPr>
-              <w:t>2.0617</w:t>
+              <w:t>2.1256</w:t>
             </w:r>
           </w:p>
         </w:tc>
@@ -1820,7 +1377,7 @@
                 <w:b w:val="0"/>
                 <w:sz w:val="18"/>
               </w:rPr>
-              <w:t>0.6348</w:t>
+              <w:t>0.9461</w:t>
             </w:r>
           </w:p>
         </w:tc>
@@ -1840,7 +1397,7 @@
                 <w:b w:val="0"/>
                 <w:sz w:val="18"/>
               </w:rPr>
-              <w:t>2.6965</w:t>
+              <w:t>3.0717</w:t>
             </w:r>
           </w:p>
         </w:tc>
@@ -1899,7 +1456,7 @@
                 <w:b w:val="0"/>
                 <w:sz w:val="18"/>
               </w:rPr>
-              <w:t>1.2000</w:t>
+              <w:t>1.1740</w:t>
             </w:r>
           </w:p>
         </w:tc>
@@ -1918,7 +1475,7 @@
                 <w:b w:val="0"/>
                 <w:sz w:val="18"/>
               </w:rPr>
-              <w:t>2.0550</w:t>
+              <w:t>2.1128</w:t>
             </w:r>
           </w:p>
         </w:tc>
@@ -1937,7 +1494,7 @@
                 <w:b w:val="0"/>
                 <w:sz w:val="18"/>
               </w:rPr>
-              <w:t>0.5435</w:t>
+              <w:t>0.8554</w:t>
             </w:r>
           </w:p>
         </w:tc>
@@ -1956,7 +1513,7 @@
                 <w:b w:val="0"/>
                 <w:sz w:val="18"/>
               </w:rPr>
-              <w:t>2.5984</w:t>
+              <w:t>2.9682</w:t>
             </w:r>
           </w:p>
         </w:tc>
@@ -2018,7 +1575,7 @@
                 <w:b w:val="0"/>
                 <w:sz w:val="18"/>
               </w:rPr>
-              <w:t>1.2250</w:t>
+              <w:t>1.2175</w:t>
             </w:r>
           </w:p>
         </w:tc>
@@ -2038,7 +1595,7 @@
                 <w:b w:val="0"/>
                 <w:sz w:val="18"/>
               </w:rPr>
-              <w:t>2.0523</w:t>
+              <w:t>2.1025</w:t>
             </w:r>
           </w:p>
         </w:tc>
@@ -2058,7 +1615,7 @@
                 <w:b w:val="0"/>
                 <w:sz w:val="18"/>
               </w:rPr>
-              <w:t>0.5032</w:t>
+              <w:t>0.7753</w:t>
             </w:r>
           </w:p>
         </w:tc>
@@ -2078,7 +1635,7 @@
                 <w:b w:val="0"/>
                 <w:sz w:val="18"/>
               </w:rPr>
-              <w:t>2.5555</w:t>
+              <w:t>2.8778</w:t>
             </w:r>
           </w:p>
         </w:tc>
@@ -2137,7 +1694,7 @@
                 <w:b w:val="0"/>
                 <w:sz w:val="18"/>
               </w:rPr>
-              <w:t>1.2750</w:t>
+              <w:t>1.2610</w:t>
             </w:r>
           </w:p>
         </w:tc>
@@ -2156,7 +1713,7 @@
                 <w:b w:val="0"/>
                 <w:sz w:val="18"/>
               </w:rPr>
-              <w:t>2.0483</w:t>
+              <w:t>2.0943</w:t>
             </w:r>
           </w:p>
         </w:tc>
@@ -2175,7 +1732,7 @@
                 <w:b w:val="0"/>
                 <w:sz w:val="18"/>
               </w:rPr>
-              <w:t>0.4342</w:t>
+              <w:t>0.7061</w:t>
             </w:r>
           </w:p>
         </w:tc>
@@ -2194,7 +1751,7 @@
                 <w:b w:val="0"/>
                 <w:sz w:val="18"/>
               </w:rPr>
-              <w:t>2.4825</w:t>
+              <w:t>2.8004</w:t>
             </w:r>
           </w:p>
         </w:tc>
@@ -2236,7 +1793,7 @@
                 <w:b w:val="0"/>
                 <w:sz w:val="18"/>
               </w:rPr>
-              <w:t>Lambert</w:t>
+              <w:t>MultiRevLambert</w:t>
             </w:r>
           </w:p>
         </w:tc>
@@ -2256,7 +1813,7 @@
                 <w:b w:val="0"/>
                 <w:sz w:val="18"/>
               </w:rPr>
-              <w:t>1.3250</w:t>
+              <w:t>3.4709</w:t>
             </w:r>
           </w:p>
         </w:tc>
@@ -2276,7 +1833,7 @@
                 <w:b w:val="0"/>
                 <w:sz w:val="18"/>
               </w:rPr>
-              <w:t>2.0460</w:t>
+              <w:t>1.6784</w:t>
             </w:r>
           </w:p>
         </w:tc>
@@ -2296,7 +1853,7 @@
                 <w:b w:val="0"/>
                 <w:sz w:val="18"/>
               </w:rPr>
-              <w:t>0.3839</w:t>
+              <w:t>0.1616</w:t>
             </w:r>
           </w:p>
         </w:tc>
@@ -2316,7 +1873,7 @@
                 <w:b w:val="0"/>
                 <w:sz w:val="18"/>
               </w:rPr>
-              <w:t>2.4299</w:t>
+              <w:t>1.8400</w:t>
             </w:r>
           </w:p>
         </w:tc>
@@ -2356,7 +1913,7 @@
                 <w:b w:val="0"/>
                 <w:sz w:val="18"/>
               </w:rPr>
-              <w:t>Lambert</w:t>
+              <w:t>MultiRevLambert</w:t>
             </w:r>
           </w:p>
         </w:tc>
@@ -2375,7 +1932,7 @@
                 <w:b w:val="0"/>
                 <w:sz w:val="18"/>
               </w:rPr>
-              <w:t>1.3750</w:t>
+              <w:t>10.7387</w:t>
             </w:r>
           </w:p>
         </w:tc>
@@ -2394,7 +1951,7 @@
                 <w:b w:val="0"/>
                 <w:sz w:val="18"/>
               </w:rPr>
-              <w:t>2.0464</w:t>
+              <w:t>1.7617</w:t>
             </w:r>
           </w:p>
         </w:tc>
@@ -2413,7 +1970,7 @@
                 <w:b w:val="0"/>
                 <w:sz w:val="18"/>
               </w:rPr>
-              <w:t>0.3658</w:t>
+              <w:t>0.0545</w:t>
             </w:r>
           </w:p>
         </w:tc>
@@ -2432,7 +1989,7 @@
                 <w:b w:val="0"/>
                 <w:sz w:val="18"/>
               </w:rPr>
-              <w:t>2.4122</w:t>
+              <w:t>1.8162</w:t>
             </w:r>
           </w:p>
         </w:tc>
@@ -2441,74 +1998,10 @@
     <w:p/>
     <w:p>
       <w:pPr>
-        <w:jc w:val="center"/>
-      </w:pPr>
-      <w:r>
-        <w:drawing>
-          <wp:inline xmlns:a="http://schemas.openxmlformats.org/drawingml/2006/main" xmlns:pic="http://schemas.openxmlformats.org/drawingml/2006/picture">
-            <wp:extent cx="5669280" cy="4401411"/>
-            <wp:docPr id="1" name="Picture 1"/>
-            <wp:cNvGraphicFramePr>
-              <a:graphicFrameLocks noChangeAspect="1"/>
-            </wp:cNvGraphicFramePr>
-            <a:graphic>
-              <a:graphicData uri="http://schemas.openxmlformats.org/drawingml/2006/picture">
-                <pic:pic>
-                  <pic:nvPicPr>
-                    <pic:cNvPr id="0" name="Pareto_dV_vs_TOF.png"/>
-                    <pic:cNvPicPr/>
-                  </pic:nvPicPr>
-                  <pic:blipFill>
-                    <a:blip r:embed="rId10"/>
-                    <a:stretch>
-                      <a:fillRect/>
-                    </a:stretch>
-                  </pic:blipFill>
-                  <pic:spPr>
-                    <a:xfrm>
-                      <a:off x="0" y="0"/>
-                      <a:ext cx="5669280" cy="4401411"/>
-                    </a:xfrm>
-                    <a:prstGeom prst="rect"/>
-                  </pic:spPr>
-                </pic:pic>
-              </a:graphicData>
-            </a:graphic>
-          </wp:inline>
-        </w:drawing>
-      </w:r>
-    </w:p>
-    <w:p>
-      <w:pPr>
-        <w:spacing w:after="160"/>
-        <w:jc w:val="center"/>
-      </w:pPr>
-      <w:r>
-        <w:rPr>
-          <w:i/>
-          <w:color w:val="5B6770"/>
-          <w:sz w:val="18"/>
-        </w:rPr>
-        <w:t>Figure 1. Pareto front of total Delta V versus transfer duration. The selected balanced point is near the knee.</w:t>
-      </w:r>
-    </w:p>
-    <w:p>
-      <w:pPr>
-        <w:pStyle w:val="Heading1"/>
-      </w:pPr>
-      <w:r>
-        <w:rPr>
-          <w:color w:val="1F4E79"/>
-        </w:rPr>
-        <w:t>8. 최종 대표 설계점</w:t>
-      </w:r>
-    </w:p>
-    <w:p>
-      <w:pPr>
         <w:spacing w:after="140" w:line="269" w:lineRule="auto"/>
       </w:pPr>
       <w:r>
-        <w:t>최종 대표 설계점은 1.2000 days transfer이다. 이 해는 fastest 1-day case에 비해 transfer time을 0.2 days만 늘리면서 total Delta V를 상당히 줄인다. 반면 minimum-Delta V case까지 더 기다리면 추가 절감은 존재하지만, 본 mission priority에서 그만큼의 시간 증가를 대표 설계점으로 정당화하기는 어렵다.</w:t>
+        <w:t>Pareto front에서 약 1.44일 부근의 knee는 빠른 transfer 대비 Delta V를 크게 줄이는 좋은 참고점이다. 그러나 실제 제출 대표해의 priority를 '4일 이내 초기운용 가능성'과 '그 안의 연료 최소화'로 정하면, 3.47일 해가 더 적합하다. 1.44일 해와 비교하면 약 2.03일을 더 사용하지만 total Delta V를 약 0.064 km/s 더 줄일 수 있고, 여전히 4일 이내 운용 창을 만족한다.</w:t>
       </w:r>
     </w:p>
     <w:tbl>
@@ -2547,7 +2040,7 @@
                 <w:b/>
                 <w:sz w:val="18"/>
               </w:rPr>
-              <w:t>Fastest valid case</w:t>
+              <w:t>Selected method</w:t>
             </w:r>
           </w:p>
         </w:tc>
@@ -2566,7 +2059,7 @@
                 <w:b w:val="0"/>
                 <w:sz w:val="18"/>
               </w:rPr>
-              <w:t>1.0000 days, 3.0962 km/s</w:t>
+              <w:t>MultiRevLambert</w:t>
             </w:r>
           </w:p>
         </w:tc>
@@ -2588,7 +2081,7 @@
                 <w:b/>
                 <w:sz w:val="18"/>
               </w:rPr>
-              <w:t>Selected balanced knee</w:t>
+              <w:t>Direction/detail</w:t>
             </w:r>
           </w:p>
         </w:tc>
@@ -2607,7 +2100,7 @@
                 <w:b w:val="0"/>
                 <w:sz w:val="18"/>
               </w:rPr>
-              <w:t>1.2000 days, 2.5984 km/s</w:t>
+              <w:t>Prograde, M=3, low</w:t>
             </w:r>
           </w:p>
         </w:tc>
@@ -2629,7 +2122,7 @@
                 <w:b/>
                 <w:sz w:val="18"/>
               </w:rPr>
-              <w:t>Minimum-Delta V case</w:t>
+              <w:t>Transfer duration</w:t>
             </w:r>
           </w:p>
         </w:tc>
@@ -2648,7 +2141,7 @@
                 <w:b w:val="0"/>
                 <w:sz w:val="18"/>
               </w:rPr>
-              <w:t>1.3750 days, 2.4122 km/s</w:t>
+              <w:t>3.4709 days</w:t>
             </w:r>
           </w:p>
         </w:tc>
@@ -2670,7 +2163,7 @@
                 <w:b/>
                 <w:sz w:val="18"/>
               </w:rPr>
-              <w:t>Saving from fastest to selected</w:t>
+              <w:t>Delta V1</w:t>
             </w:r>
           </w:p>
         </w:tc>
@@ -2689,7 +2182,7 @@
                 <w:b w:val="0"/>
                 <w:sz w:val="18"/>
               </w:rPr>
-              <w:t>0.4978 km/s</w:t>
+              <w:t>1.6784 km/s</w:t>
             </w:r>
           </w:p>
         </w:tc>
@@ -2711,7 +2204,7 @@
                 <w:b/>
                 <w:sz w:val="18"/>
               </w:rPr>
-              <w:t>Additional saving from selected to min-Delta V</w:t>
+              <w:t>Delta V2</w:t>
             </w:r>
           </w:p>
         </w:tc>
@@ -2730,7 +2223,89 @@
                 <w:b w:val="0"/>
                 <w:sz w:val="18"/>
               </w:rPr>
-              <w:t>0.1863 km/s</w:t>
+              <w:t>0.1616 km/s</w:t>
+            </w:r>
+          </w:p>
+        </w:tc>
+      </w:tr>
+      <w:tr>
+        <w:tc>
+          <w:tcPr>
+            <w:tcW w:type="dxa" w:w="4824"/>
+            <w:vAlign w:val="center"/>
+            <w:shd w:fill="D9EAF7"/>
+          </w:tcPr>
+          <w:p>
+            <w:pPr>
+              <w:spacing w:after="0"/>
+            </w:pPr>
+            <w:r/>
+            <w:r>
+              <w:rPr>
+                <w:b/>
+                <w:sz w:val="18"/>
+              </w:rPr>
+              <w:t>Total Delta V</w:t>
+            </w:r>
+          </w:p>
+        </w:tc>
+        <w:tc>
+          <w:tcPr>
+            <w:tcW w:type="dxa" w:w="4824"/>
+            <w:vAlign w:val="center"/>
+          </w:tcPr>
+          <w:p>
+            <w:pPr>
+              <w:spacing w:after="0"/>
+            </w:pPr>
+            <w:r/>
+            <w:r>
+              <w:rPr>
+                <w:b w:val="0"/>
+                <w:sz w:val="18"/>
+              </w:rPr>
+              <w:t>1.8400 km/s</w:t>
+            </w:r>
+          </w:p>
+        </w:tc>
+      </w:tr>
+      <w:tr>
+        <w:tc>
+          <w:tcPr>
+            <w:tcW w:type="dxa" w:w="4824"/>
+            <w:vAlign w:val="center"/>
+            <w:shd w:fill="D9EAF7"/>
+          </w:tcPr>
+          <w:p>
+            <w:pPr>
+              <w:spacing w:after="0"/>
+            </w:pPr>
+            <w:r/>
+            <w:r>
+              <w:rPr>
+                <w:b/>
+                <w:sz w:val="18"/>
+              </w:rPr>
+              <w:t>Final position error</w:t>
+            </w:r>
+          </w:p>
+        </w:tc>
+        <w:tc>
+          <w:tcPr>
+            <w:tcW w:type="dxa" w:w="4824"/>
+            <w:vAlign w:val="center"/>
+          </w:tcPr>
+          <w:p>
+            <w:pPr>
+              <w:spacing w:after="0"/>
+            </w:pPr>
+            <w:r/>
+            <w:r>
+              <w:rPr>
+                <w:b w:val="0"/>
+                <w:sz w:val="18"/>
+              </w:rPr>
+              <w:t>0.000137 km</w:t>
             </w:r>
           </w:p>
         </w:tc>
@@ -2745,7 +2320,7 @@
         <w:rPr>
           <w:color w:val="1F4E79"/>
         </w:rPr>
-        <w:t>9. 궤적, 오차, 가시성 결과</w:t>
+        <w:t>6. 결과 그림</w:t>
       </w:r>
     </w:p>
     <w:p>
@@ -2753,7 +2328,7 @@
         <w:spacing w:after="140" w:line="269" w:lineRule="auto"/>
       </w:pPr>
       <w:r>
-        <w:t>선택한 궤적은 두 체 문제 전파와 Lambert boundary condition을 통해 최종 위치가 목표 위치에 도달하도록 구성되었다. 3D 궤적, 반경 변화, maneuver 위치, 최종 위치 오차, KHU 기준 가시성 interval을 함께 확인하여 과제 요구 산출물을 검증하였다.</w:t>
+        <w:t>MATLAB 실행 후 results 폴더에는 Pareto front, 3D trajectory, radius history, maneuver magnitude, final position error, KHU visibility 그림과 rendezvous animation GIF가 저장된다.</w:t>
       </w:r>
     </w:p>
     <w:p>
@@ -2763,8 +2338,8 @@
       <w:r>
         <w:drawing>
           <wp:inline xmlns:a="http://schemas.openxmlformats.org/drawingml/2006/main" xmlns:pic="http://schemas.openxmlformats.org/drawingml/2006/picture">
-            <wp:extent cx="5303520" cy="4065106"/>
-            <wp:docPr id="2" name="Picture 2"/>
+            <wp:extent cx="5669280" cy="3733290"/>
+            <wp:docPr id="1" name="Picture 1"/>
             <wp:cNvGraphicFramePr>
               <a:graphicFrameLocks noChangeAspect="1"/>
             </wp:cNvGraphicFramePr>
@@ -2772,11 +2347,11 @@
               <a:graphicData uri="http://schemas.openxmlformats.org/drawingml/2006/picture">
                 <pic:pic>
                   <pic:nvPicPr>
-                    <pic:cNvPr id="0" name="Trajectory3D.png"/>
+                    <pic:cNvPr id="0" name="Pareto_dV_vs_TOF.png"/>
                     <pic:cNvPicPr/>
                   </pic:nvPicPr>
                   <pic:blipFill>
-                    <a:blip r:embed="rId11"/>
+                    <a:blip r:embed="rId10"/>
                     <a:stretch>
                       <a:fillRect/>
                     </a:stretch>
@@ -2784,7 +2359,7 @@
                   <pic:spPr>
                     <a:xfrm>
                       <a:off x="0" y="0"/>
-                      <a:ext cx="5303520" cy="4065106"/>
+                      <a:ext cx="5669280" cy="3733290"/>
                     </a:xfrm>
                     <a:prstGeom prst="rect"/>
                   </pic:spPr>
@@ -2806,7 +2381,7 @@
           <w:color w:val="5B6770"/>
           <w:sz w:val="18"/>
         </w:rPr>
-        <w:t>Figure 2. 3D trajectory from initial GTO state to target GEO state.</w:t>
+        <w:t>Figure 1. Pareto front of total Delta V versus transfer duration.</w:t>
       </w:r>
     </w:p>
     <w:p>
@@ -2816,8 +2391,8 @@
       <w:r>
         <w:drawing>
           <wp:inline xmlns:a="http://schemas.openxmlformats.org/drawingml/2006/main" xmlns:pic="http://schemas.openxmlformats.org/drawingml/2006/picture">
-            <wp:extent cx="5303520" cy="3527114"/>
-            <wp:docPr id="3" name="Picture 3"/>
+            <wp:extent cx="5303520" cy="3295592"/>
+            <wp:docPr id="2" name="Picture 2"/>
             <wp:cNvGraphicFramePr>
               <a:graphicFrameLocks noChangeAspect="1"/>
             </wp:cNvGraphicFramePr>
@@ -2825,11 +2400,11 @@
               <a:graphicData uri="http://schemas.openxmlformats.org/drawingml/2006/picture">
                 <pic:pic>
                   <pic:nvPicPr>
-                    <pic:cNvPr id="0" name="Radius_vs_Time.png"/>
+                    <pic:cNvPr id="0" name="Trajectory3D.png"/>
                     <pic:cNvPicPr/>
                   </pic:nvPicPr>
                   <pic:blipFill>
-                    <a:blip r:embed="rId12"/>
+                    <a:blip r:embed="rId11"/>
                     <a:stretch>
                       <a:fillRect/>
                     </a:stretch>
@@ -2837,7 +2412,7 @@
                   <pic:spPr>
                     <a:xfrm>
                       <a:off x="0" y="0"/>
-                      <a:ext cx="5303520" cy="3527114"/>
+                      <a:ext cx="5303520" cy="3295592"/>
                     </a:xfrm>
                     <a:prstGeom prst="rect"/>
                   </pic:spPr>
@@ -2859,7 +2434,7 @@
           <w:color w:val="5B6770"/>
           <w:sz w:val="18"/>
         </w:rPr>
-        <w:t>Figure 3. Radius history during the selected transfer.</w:t>
+        <w:t>Figure 2. Selected transfer trajectory and moving target state.</w:t>
       </w:r>
     </w:p>
     <w:p>
@@ -2869,8 +2444,8 @@
       <w:r>
         <w:drawing>
           <wp:inline xmlns:a="http://schemas.openxmlformats.org/drawingml/2006/main" xmlns:pic="http://schemas.openxmlformats.org/drawingml/2006/picture">
-            <wp:extent cx="5303520" cy="4478137"/>
-            <wp:docPr id="4" name="Picture 4"/>
+            <wp:extent cx="5303520" cy="3484643"/>
+            <wp:docPr id="3" name="Picture 3"/>
             <wp:cNvGraphicFramePr>
               <a:graphicFrameLocks noChangeAspect="1"/>
             </wp:cNvGraphicFramePr>
@@ -2878,11 +2453,11 @@
               <a:graphicData uri="http://schemas.openxmlformats.org/drawingml/2006/picture">
                 <pic:pic>
                   <pic:nvPicPr>
-                    <pic:cNvPr id="0" name="DeltaV_Maneuvers.png"/>
+                    <pic:cNvPr id="0" name="Radius_vs_Time.png"/>
                     <pic:cNvPicPr/>
                   </pic:nvPicPr>
                   <pic:blipFill>
-                    <a:blip r:embed="rId13"/>
+                    <a:blip r:embed="rId12"/>
                     <a:stretch>
                       <a:fillRect/>
                     </a:stretch>
@@ -2890,7 +2465,7 @@
                   <pic:spPr>
                     <a:xfrm>
                       <a:off x="0" y="0"/>
-                      <a:ext cx="5303520" cy="4478137"/>
+                      <a:ext cx="5303520" cy="3484643"/>
                     </a:xfrm>
                     <a:prstGeom prst="rect"/>
                   </pic:spPr>
@@ -2912,7 +2487,7 @@
           <w:color w:val="5B6770"/>
           <w:sz w:val="18"/>
         </w:rPr>
-        <w:t>Figure 4. Maneuver locations and Delta V vectors.</w:t>
+        <w:t>Figure 3. Spacecraft radius history.</w:t>
       </w:r>
     </w:p>
     <w:p>
@@ -2922,8 +2497,8 @@
       <w:r>
         <w:drawing>
           <wp:inline xmlns:a="http://schemas.openxmlformats.org/drawingml/2006/main" xmlns:pic="http://schemas.openxmlformats.org/drawingml/2006/picture">
-            <wp:extent cx="5303520" cy="3515384"/>
-            <wp:docPr id="5" name="Picture 5"/>
+            <wp:extent cx="5029200" cy="3227470"/>
+            <wp:docPr id="4" name="Picture 4"/>
             <wp:cNvGraphicFramePr>
               <a:graphicFrameLocks noChangeAspect="1"/>
             </wp:cNvGraphicFramePr>
@@ -2931,11 +2506,11 @@
               <a:graphicData uri="http://schemas.openxmlformats.org/drawingml/2006/picture">
                 <pic:pic>
                   <pic:nvPicPr>
-                    <pic:cNvPr id="0" name="Position_Error_Final_Window.png"/>
+                    <pic:cNvPr id="0" name="DeltaV_Maneuvers.png"/>
                     <pic:cNvPicPr/>
                   </pic:nvPicPr>
                   <pic:blipFill>
-                    <a:blip r:embed="rId14"/>
+                    <a:blip r:embed="rId13"/>
                     <a:stretch>
                       <a:fillRect/>
                     </a:stretch>
@@ -2943,7 +2518,7 @@
                   <pic:spPr>
                     <a:xfrm>
                       <a:off x="0" y="0"/>
-                      <a:ext cx="5303520" cy="3515384"/>
+                      <a:ext cx="5029200" cy="3227470"/>
                     </a:xfrm>
                     <a:prstGeom prst="rect"/>
                   </pic:spPr>
@@ -2965,7 +2540,7 @@
           <w:color w:val="5B6770"/>
           <w:sz w:val="18"/>
         </w:rPr>
-        <w:t>Figure 5. Final position error near the target epoch.</w:t>
+        <w:t>Figure 4. Impulsive maneuver magnitudes.</w:t>
       </w:r>
     </w:p>
     <w:p>
@@ -2975,8 +2550,8 @@
       <w:r>
         <w:drawing>
           <wp:inline xmlns:a="http://schemas.openxmlformats.org/drawingml/2006/main" xmlns:pic="http://schemas.openxmlformats.org/drawingml/2006/picture">
-            <wp:extent cx="5303520" cy="3374687"/>
-            <wp:docPr id="6" name="Picture 6"/>
+            <wp:extent cx="5303520" cy="3472449"/>
+            <wp:docPr id="5" name="Picture 5"/>
             <wp:cNvGraphicFramePr>
               <a:graphicFrameLocks noChangeAspect="1"/>
             </wp:cNvGraphicFramePr>
@@ -2984,11 +2559,11 @@
               <a:graphicData uri="http://schemas.openxmlformats.org/drawingml/2006/picture">
                 <pic:pic>
                   <pic:nvPicPr>
-                    <pic:cNvPr id="0" name="KHU_Visibility.png"/>
+                    <pic:cNvPr id="0" name="Position_Error_Final_Window.png"/>
                     <pic:cNvPicPr/>
                   </pic:nvPicPr>
                   <pic:blipFill>
-                    <a:blip r:embed="rId15"/>
+                    <a:blip r:embed="rId14"/>
                     <a:stretch>
                       <a:fillRect/>
                     </a:stretch>
@@ -2996,7 +2571,7 @@
                   <pic:spPr>
                     <a:xfrm>
                       <a:off x="0" y="0"/>
-                      <a:ext cx="5303520" cy="3374687"/>
+                      <a:ext cx="5303520" cy="3472449"/>
                     </a:xfrm>
                     <a:prstGeom prst="rect"/>
                   </pic:spPr>
@@ -3018,7 +2593,60 @@
           <w:color w:val="5B6770"/>
           <w:sz w:val="18"/>
         </w:rPr>
-        <w:t>Figure 6. Visibility interval from Kyung Hee University ground station.</w:t>
+        <w:t>Figure 5. Position error near final target epoch.</w:t>
+      </w:r>
+    </w:p>
+    <w:p>
+      <w:pPr>
+        <w:jc w:val="center"/>
+      </w:pPr>
+      <w:r>
+        <w:drawing>
+          <wp:inline xmlns:a="http://schemas.openxmlformats.org/drawingml/2006/main" xmlns:pic="http://schemas.openxmlformats.org/drawingml/2006/picture">
+            <wp:extent cx="5303520" cy="3475902"/>
+            <wp:docPr id="6" name="Picture 6"/>
+            <wp:cNvGraphicFramePr>
+              <a:graphicFrameLocks noChangeAspect="1"/>
+            </wp:cNvGraphicFramePr>
+            <a:graphic>
+              <a:graphicData uri="http://schemas.openxmlformats.org/drawingml/2006/picture">
+                <pic:pic>
+                  <pic:nvPicPr>
+                    <pic:cNvPr id="0" name="KHU_Visibility.png"/>
+                    <pic:cNvPicPr/>
+                  </pic:nvPicPr>
+                  <pic:blipFill>
+                    <a:blip r:embed="rId15"/>
+                    <a:stretch>
+                      <a:fillRect/>
+                    </a:stretch>
+                  </pic:blipFill>
+                  <pic:spPr>
+                    <a:xfrm>
+                      <a:off x="0" y="0"/>
+                      <a:ext cx="5303520" cy="3475902"/>
+                    </a:xfrm>
+                    <a:prstGeom prst="rect"/>
+                  </pic:spPr>
+                </pic:pic>
+              </a:graphicData>
+            </a:graphic>
+          </wp:inline>
+        </w:drawing>
+      </w:r>
+    </w:p>
+    <w:p>
+      <w:pPr>
+        <w:spacing w:after="160"/>
+        <w:jc w:val="center"/>
+      </w:pPr>
+      <w:r>
+        <w:rPr>
+          <w:i/>
+          <w:color w:val="5B6770"/>
+          <w:sz w:val="18"/>
+        </w:rPr>
+        <w:t>Figure 6. Visibility intervals from KHU.</w:t>
       </w:r>
     </w:p>
     <w:p>
@@ -3029,7 +2657,7 @@
         <w:rPr>
           <w:color w:val="1F4E79"/>
         </w:rPr>
-        <w:t>10. 결론</w:t>
+        <w:t>7. 결론</w:t>
       </w:r>
     </w:p>
     <w:p>
@@ -3037,7 +2665,7 @@
         <w:spacing w:after="140" w:line="269" w:lineRule="auto"/>
       </w:pPr>
       <w:r>
-        <w:t>본 설계는 과제 안내 PDF의 Section 3.2 target state vector를 기준 조건으로 사용하고, mission priority를 먼저 정의한 뒤 Pareto front에서 대표 설계점을 선택하였다. 최종 선택은 단순 최저 Delta V가 아니라, 짧은 운용 지연과 충분한 연료 절감 사이의 균형을 만족하는 1.2000-day knee point이다.</w:t>
+        <w:t>최종 코드는 교수님 답변을 반영하여 Section 3.2 target state vector를 사용하고, target motion을 two-body dynamics로 전파한다. 또한 대표 설계점은 사후적으로 보기 좋은 점을 고른 것이 아니라, 실제 위성 초기 운용에서 합리적인 4일 이내 운용 창을 먼저 정하고 그 안에서 total Delta V를 최소화하는 방식으로 결정하였다.</w:t>
       </w:r>
     </w:p>
     <w:p>
@@ -3045,81 +2673,7 @@
         <w:spacing w:after="140" w:line="269" w:lineRule="auto"/>
       </w:pPr>
       <w:r>
-        <w:t>따라서 이 결과는 '최적해가 하나로 자동 결정된다'는 의미가 아니라, Pareto-optimal 후보군 중에서 임무 우선순위에 가장 맞는 해를 논리적으로 선택한 것이다. 그래프가 knee 형태로 급격히 변하는 점 역시 transfer 구성에 따라 가능한 현상이며, 본 결과에서는 그 knee가 대표 설계점 선정의 근거로 사용되었다.</w:t>
-      </w:r>
-    </w:p>
-    <w:p>
-      <w:pPr>
-        <w:pStyle w:val="Heading1"/>
-      </w:pPr>
-      <w:r>
-        <w:rPr>
-          <w:color w:val="1F4E79"/>
-        </w:rPr>
-        <w:t>Appendix A. MATLAB 구현 요약</w:t>
-      </w:r>
-    </w:p>
-    <w:p>
-      <w:pPr>
-        <w:pStyle w:val="ListBullet"/>
-        <w:spacing w:after="60"/>
-      </w:pPr>
-      <w:r>
-        <w:t>SPACE312_Final_Project_Main.m: main script, constants, target state mode, Lambert sweep, Pareto filtering, report solution selection</w:t>
-      </w:r>
-    </w:p>
-    <w:p>
-      <w:pPr>
-        <w:pStyle w:val="ListBullet"/>
-        <w:spacing w:after="60"/>
-      </w:pPr>
-      <w:r>
-        <w:t>targetStateMode = PDF_GIVEN: project PDF Section 3.2 target state vector를 그대로 사용</w:t>
-      </w:r>
-    </w:p>
-    <w:p>
-      <w:pPr>
-        <w:pStyle w:val="ListBullet"/>
-        <w:spacing w:after="60"/>
-      </w:pPr>
-      <w:r>
-        <w:t>runShootingRefinement = false: 제출 결과는 optimizer가 아니라 수업 기반 Lambert sweep으로 생성</w:t>
-      </w:r>
-    </w:p>
-    <w:p>
-      <w:pPr>
-        <w:pStyle w:val="ListBullet"/>
-        <w:spacing w:after="60"/>
-      </w:pPr>
-      <w:r>
-        <w:t>chooseBalancedKneeIndex: normalized Pareto front에서 knee point를 선택</w:t>
-      </w:r>
-    </w:p>
-    <w:p>
-      <w:pPr>
-        <w:pStyle w:val="ListBullet"/>
-        <w:spacing w:after="60"/>
-      </w:pPr>
-      <w:r>
-        <w:t>results/FinalProject_ParetoResults.csv: 전체 Pareto 후보 저장</w:t>
-      </w:r>
-    </w:p>
-    <w:p>
-      <w:pPr>
-        <w:pStyle w:val="ListBullet"/>
-        <w:spacing w:after="60"/>
-      </w:pPr>
-      <w:r>
-        <w:t>results/FinalProject_ReportSolutions.csv: 보고서용 대표 후보 저장</w:t>
-      </w:r>
-    </w:p>
-    <w:p>
-      <w:pPr>
-        <w:pStyle w:val="ListBullet"/>
-        <w:spacing w:after="60"/>
-      </w:pPr>
-      <w:r>
-        <w:t>results/balanced_knee: 최종 대표 설계점의 개별 그림과 case summary 저장</w:t>
+        <w:t>따라서 제출 대표해는 Delta t = 3.4709 days, total Delta V = 1.8400 km/s이다. 이 해는 1일 내외의 빠른 transfer보다 연료 소모를 크게 줄이면서도, 10일대 전역 minimum-fuel 해에 비해 초기 운용 지연을 크게 줄이는 절충해이다.</w:t>
       </w:r>
     </w:p>
     <w:sectPr>
